--- a/ЛР7_Итоговый_отчет/ОТЧЕТ_ЛР7_NotaCode.docx
+++ b/ЛР7_Итоговый_отчет/ОТЧЕТ_ЛР7_NotaCode.docx
@@ -245,7 +245,7 @@
       <w:r>
         <w:fldChar w:fldCharType="separate"/>
       </w:r>
-      <w:hyperlink w:anchor="_Toc241856080" w:history="1">
+      <w:hyperlink w:anchor="_Toc241857622" w:history="1">
         <w:r>
           <w:rPr>
             <w:rStyle w:val="af"/>
@@ -273,7 +273,7 @@
             <w:noProof/>
             <w:webHidden/>
           </w:rPr>
-          <w:instrText xml:space="preserve"> PAGEREF _Toc241856080 \h </w:instrText>
+          <w:instrText xml:space="preserve"> PAGEREF _Toc241857622 \h </w:instrText>
         </w:r>
         <w:r>
           <w:rPr>
@@ -314,7 +314,7 @@
           <w:noProof/>
         </w:rPr>
       </w:pPr>
-      <w:hyperlink w:anchor="_Toc241856081" w:history="1">
+      <w:hyperlink w:anchor="_Toc241857623" w:history="1">
         <w:r>
           <w:rPr>
             <w:rStyle w:val="af"/>
@@ -342,7 +342,7 @@
             <w:noProof/>
             <w:webHidden/>
           </w:rPr>
-          <w:instrText xml:space="preserve"> PAGEREF _Toc241856081 \h </w:instrText>
+          <w:instrText xml:space="preserve"> PAGEREF _Toc241857623 \h </w:instrText>
         </w:r>
         <w:r>
           <w:rPr>
@@ -383,7 +383,7 @@
           <w:noProof/>
         </w:rPr>
       </w:pPr>
-      <w:hyperlink w:anchor="_Toc241856082" w:history="1">
+      <w:hyperlink w:anchor="_Toc241857624" w:history="1">
         <w:r>
           <w:rPr>
             <w:rStyle w:val="af"/>
@@ -411,7 +411,7 @@
             <w:noProof/>
             <w:webHidden/>
           </w:rPr>
-          <w:instrText xml:space="preserve"> PAGEREF _Toc241856082 \h </w:instrText>
+          <w:instrText xml:space="preserve"> PAGEREF _Toc241857624 \h </w:instrText>
         </w:r>
         <w:r>
           <w:rPr>
@@ -452,7 +452,7 @@
           <w:noProof/>
         </w:rPr>
       </w:pPr>
-      <w:hyperlink w:anchor="_Toc241856083" w:history="1">
+      <w:hyperlink w:anchor="_Toc241857625" w:history="1">
         <w:r>
           <w:rPr>
             <w:rStyle w:val="af"/>
@@ -480,7 +480,7 @@
             <w:noProof/>
             <w:webHidden/>
           </w:rPr>
-          <w:instrText xml:space="preserve"> PAGEREF _Toc241856083 \h </w:instrText>
+          <w:instrText xml:space="preserve"> PAGEREF _Toc241857625 \h </w:instrText>
         </w:r>
         <w:r>
           <w:rPr>
@@ -521,7 +521,7 @@
           <w:noProof/>
         </w:rPr>
       </w:pPr>
-      <w:hyperlink w:anchor="_Toc241856084" w:history="1">
+      <w:hyperlink w:anchor="_Toc241857626" w:history="1">
         <w:r>
           <w:rPr>
             <w:rStyle w:val="af"/>
@@ -549,7 +549,7 @@
             <w:noProof/>
             <w:webHidden/>
           </w:rPr>
-          <w:instrText xml:space="preserve"> PAGEREF _Toc241856084 \h </w:instrText>
+          <w:instrText xml:space="preserve"> PAGEREF _Toc241857626 \h </w:instrText>
         </w:r>
         <w:r>
           <w:rPr>
@@ -590,7 +590,7 @@
           <w:noProof/>
         </w:rPr>
       </w:pPr>
-      <w:hyperlink w:anchor="_Toc241856085" w:history="1">
+      <w:hyperlink w:anchor="_Toc241857627" w:history="1">
         <w:r>
           <w:rPr>
             <w:rStyle w:val="af"/>
@@ -618,7 +618,7 @@
             <w:noProof/>
             <w:webHidden/>
           </w:rPr>
-          <w:instrText xml:space="preserve"> PAGEREF _Toc241856085 \h </w:instrText>
+          <w:instrText xml:space="preserve"> PAGEREF _Toc241857627 \h </w:instrText>
         </w:r>
         <w:r>
           <w:rPr>
@@ -659,7 +659,7 @@
           <w:noProof/>
         </w:rPr>
       </w:pPr>
-      <w:hyperlink w:anchor="_Toc241856086" w:history="1">
+      <w:hyperlink w:anchor="_Toc241857628" w:history="1">
         <w:r>
           <w:rPr>
             <w:rStyle w:val="af"/>
@@ -687,7 +687,7 @@
             <w:noProof/>
             <w:webHidden/>
           </w:rPr>
-          <w:instrText xml:space="preserve"> PAGEREF _Toc241856086 \h </w:instrText>
+          <w:instrText xml:space="preserve"> PAGEREF _Toc241857628 \h </w:instrText>
         </w:r>
         <w:r>
           <w:rPr>
@@ -728,7 +728,7 @@
           <w:noProof/>
         </w:rPr>
       </w:pPr>
-      <w:hyperlink w:anchor="_Toc241856087" w:history="1">
+      <w:hyperlink w:anchor="_Toc241857629" w:history="1">
         <w:r>
           <w:rPr>
             <w:rStyle w:val="af"/>
@@ -756,7 +756,7 @@
             <w:noProof/>
             <w:webHidden/>
           </w:rPr>
-          <w:instrText xml:space="preserve"> PAGEREF _Toc241856087 \h </w:instrText>
+          <w:instrText xml:space="preserve"> PAGEREF _Toc241857629 \h </w:instrText>
         </w:r>
         <w:r>
           <w:rPr>
@@ -797,7 +797,7 @@
           <w:noProof/>
         </w:rPr>
       </w:pPr>
-      <w:hyperlink w:anchor="_Toc241856088" w:history="1">
+      <w:hyperlink w:anchor="_Toc241857630" w:history="1">
         <w:r>
           <w:rPr>
             <w:rStyle w:val="af"/>
@@ -825,7 +825,7 @@
             <w:noProof/>
             <w:webHidden/>
           </w:rPr>
-          <w:instrText xml:space="preserve"> PAGEREF _Toc241856088 \h </w:instrText>
+          <w:instrText xml:space="preserve"> PAGEREF _Toc241857630 \h </w:instrText>
         </w:r>
         <w:r>
           <w:rPr>
@@ -866,7 +866,7 @@
           <w:noProof/>
         </w:rPr>
       </w:pPr>
-      <w:hyperlink w:anchor="_Toc241856089" w:history="1">
+      <w:hyperlink w:anchor="_Toc241857631" w:history="1">
         <w:r>
           <w:rPr>
             <w:rStyle w:val="af"/>
@@ -894,7 +894,7 @@
             <w:noProof/>
             <w:webHidden/>
           </w:rPr>
-          <w:instrText xml:space="preserve"> PAGEREF _Toc241856089 \h </w:instrText>
+          <w:instrText xml:space="preserve"> PAGEREF _Toc241857631 \h </w:instrText>
         </w:r>
         <w:r>
           <w:rPr>
@@ -935,7 +935,7 @@
           <w:noProof/>
         </w:rPr>
       </w:pPr>
-      <w:hyperlink w:anchor="_Toc241856090" w:history="1">
+      <w:hyperlink w:anchor="_Toc241857632" w:history="1">
         <w:r>
           <w:rPr>
             <w:rStyle w:val="af"/>
@@ -963,7 +963,7 @@
             <w:noProof/>
             <w:webHidden/>
           </w:rPr>
-          <w:instrText xml:space="preserve"> PAGEREF _Toc241856090 \h </w:instrText>
+          <w:instrText xml:space="preserve"> PAGEREF _Toc241857632 \h </w:instrText>
         </w:r>
         <w:r>
           <w:rPr>
@@ -1004,7 +1004,7 @@
           <w:noProof/>
         </w:rPr>
       </w:pPr>
-      <w:hyperlink w:anchor="_Toc241856091" w:history="1">
+      <w:hyperlink w:anchor="_Toc241857633" w:history="1">
         <w:r>
           <w:rPr>
             <w:rStyle w:val="af"/>
@@ -1032,7 +1032,7 @@
             <w:noProof/>
             <w:webHidden/>
           </w:rPr>
-          <w:instrText xml:space="preserve"> PAGEREF _Toc241856091 \h </w:instrText>
+          <w:instrText xml:space="preserve"> PAGEREF _Toc241857633 \h </w:instrText>
         </w:r>
         <w:r>
           <w:rPr>
@@ -1073,7 +1073,7 @@
           <w:noProof/>
         </w:rPr>
       </w:pPr>
-      <w:hyperlink w:anchor="_Toc241856092" w:history="1">
+      <w:hyperlink w:anchor="_Toc241857634" w:history="1">
         <w:r>
           <w:rPr>
             <w:rStyle w:val="af"/>
@@ -1101,7 +1101,7 @@
             <w:noProof/>
             <w:webHidden/>
           </w:rPr>
-          <w:instrText xml:space="preserve"> PAGEREF _Toc241856092 \h </w:instrText>
+          <w:instrText xml:space="preserve"> PAGEREF _Toc241857634 \h </w:instrText>
         </w:r>
         <w:r>
           <w:rPr>
@@ -1142,7 +1142,7 @@
           <w:noProof/>
         </w:rPr>
       </w:pPr>
-      <w:hyperlink w:anchor="_Toc241856093" w:history="1">
+      <w:hyperlink w:anchor="_Toc241857635" w:history="1">
         <w:r>
           <w:rPr>
             <w:rStyle w:val="af"/>
@@ -1170,7 +1170,7 @@
             <w:noProof/>
             <w:webHidden/>
           </w:rPr>
-          <w:instrText xml:space="preserve"> PAGEREF _Toc241856093 \h </w:instrText>
+          <w:instrText xml:space="preserve"> PAGEREF _Toc241857635 \h </w:instrText>
         </w:r>
         <w:r>
           <w:rPr>
@@ -1211,7 +1211,7 @@
           <w:noProof/>
         </w:rPr>
       </w:pPr>
-      <w:hyperlink w:anchor="_Toc241856094" w:history="1">
+      <w:hyperlink w:anchor="_Toc241857636" w:history="1">
         <w:r>
           <w:rPr>
             <w:rStyle w:val="af"/>
@@ -1239,7 +1239,7 @@
             <w:noProof/>
             <w:webHidden/>
           </w:rPr>
-          <w:instrText xml:space="preserve"> PAGEREF _Toc241856094 \h </w:instrText>
+          <w:instrText xml:space="preserve"> PAGEREF _Toc241857636 \h </w:instrText>
         </w:r>
         <w:r>
           <w:rPr>
@@ -1280,7 +1280,7 @@
           <w:noProof/>
         </w:rPr>
       </w:pPr>
-      <w:hyperlink w:anchor="_Toc241856095" w:history="1">
+      <w:hyperlink w:anchor="_Toc241857637" w:history="1">
         <w:r>
           <w:rPr>
             <w:rStyle w:val="af"/>
@@ -1308,7 +1308,7 @@
             <w:noProof/>
             <w:webHidden/>
           </w:rPr>
-          <w:instrText xml:space="preserve"> PAGEREF _Toc241856095 \h </w:instrText>
+          <w:instrText xml:space="preserve"> PAGEREF _Toc241857637 \h </w:instrText>
         </w:r>
         <w:r>
           <w:rPr>
@@ -1349,7 +1349,7 @@
           <w:noProof/>
         </w:rPr>
       </w:pPr>
-      <w:hyperlink w:anchor="_Toc241856096" w:history="1">
+      <w:hyperlink w:anchor="_Toc241857638" w:history="1">
         <w:r>
           <w:rPr>
             <w:rStyle w:val="af"/>
@@ -1377,7 +1377,7 @@
             <w:noProof/>
             <w:webHidden/>
           </w:rPr>
-          <w:instrText xml:space="preserve"> PAGEREF _Toc241856096 \h </w:instrText>
+          <w:instrText xml:space="preserve"> PAGEREF _Toc241857638 \h </w:instrText>
         </w:r>
         <w:r>
           <w:rPr>
@@ -1418,7 +1418,7 @@
           <w:noProof/>
         </w:rPr>
       </w:pPr>
-      <w:hyperlink w:anchor="_Toc241856097" w:history="1">
+      <w:hyperlink w:anchor="_Toc241857639" w:history="1">
         <w:r>
           <w:rPr>
             <w:rStyle w:val="af"/>
@@ -1446,7 +1446,7 @@
             <w:noProof/>
             <w:webHidden/>
           </w:rPr>
-          <w:instrText xml:space="preserve"> PAGEREF _Toc241856097 \h </w:instrText>
+          <w:instrText xml:space="preserve"> PAGEREF _Toc241857639 \h </w:instrText>
         </w:r>
         <w:r>
           <w:rPr>
@@ -1487,7 +1487,7 @@
           <w:noProof/>
         </w:rPr>
       </w:pPr>
-      <w:hyperlink w:anchor="_Toc241856098" w:history="1">
+      <w:hyperlink w:anchor="_Toc241857640" w:history="1">
         <w:r>
           <w:rPr>
             <w:rStyle w:val="af"/>
@@ -1515,7 +1515,7 @@
             <w:noProof/>
             <w:webHidden/>
           </w:rPr>
-          <w:instrText xml:space="preserve"> PAGEREF _Toc241856098 \h </w:instrText>
+          <w:instrText xml:space="preserve"> PAGEREF _Toc241857640 \h </w:instrText>
         </w:r>
         <w:r>
           <w:rPr>
@@ -1556,7 +1556,7 @@
           <w:noProof/>
         </w:rPr>
       </w:pPr>
-      <w:hyperlink w:anchor="_Toc241856099" w:history="1">
+      <w:hyperlink w:anchor="_Toc241857641" w:history="1">
         <w:r>
           <w:rPr>
             <w:rStyle w:val="af"/>
@@ -1584,7 +1584,7 @@
             <w:noProof/>
             <w:webHidden/>
           </w:rPr>
-          <w:instrText xml:space="preserve"> PAGEREF _Toc241856099 \h </w:instrText>
+          <w:instrText xml:space="preserve"> PAGEREF _Toc241857641 \h </w:instrText>
         </w:r>
         <w:r>
           <w:rPr>
@@ -1625,7 +1625,7 @@
           <w:noProof/>
         </w:rPr>
       </w:pPr>
-      <w:hyperlink w:anchor="_Toc241856100" w:history="1">
+      <w:hyperlink w:anchor="_Toc241857642" w:history="1">
         <w:r>
           <w:rPr>
             <w:rStyle w:val="af"/>
@@ -1653,7 +1653,7 @@
             <w:noProof/>
             <w:webHidden/>
           </w:rPr>
-          <w:instrText xml:space="preserve"> PAGEREF _Toc241856100 \h </w:instrText>
+          <w:instrText xml:space="preserve"> PAGEREF _Toc241857642 \h </w:instrText>
         </w:r>
         <w:r>
           <w:rPr>
@@ -1694,7 +1694,7 @@
           <w:noProof/>
         </w:rPr>
       </w:pPr>
-      <w:hyperlink w:anchor="_Toc241856101" w:history="1">
+      <w:hyperlink w:anchor="_Toc241857643" w:history="1">
         <w:r>
           <w:rPr>
             <w:rStyle w:val="af"/>
@@ -1722,7 +1722,7 @@
             <w:noProof/>
             <w:webHidden/>
           </w:rPr>
-          <w:instrText xml:space="preserve"> PAGEREF _Toc241856101 \h </w:instrText>
+          <w:instrText xml:space="preserve"> PAGEREF _Toc241857643 \h </w:instrText>
         </w:r>
         <w:r>
           <w:rPr>
@@ -1763,7 +1763,7 @@
           <w:noProof/>
         </w:rPr>
       </w:pPr>
-      <w:hyperlink w:anchor="_Toc241856102" w:history="1">
+      <w:hyperlink w:anchor="_Toc241857644" w:history="1">
         <w:r>
           <w:rPr>
             <w:rStyle w:val="af"/>
@@ -1791,7 +1791,7 @@
             <w:noProof/>
             <w:webHidden/>
           </w:rPr>
-          <w:instrText xml:space="preserve"> PAGEREF _Toc241856102 \h </w:instrText>
+          <w:instrText xml:space="preserve"> PAGEREF _Toc241857644 \h </w:instrText>
         </w:r>
         <w:r>
           <w:rPr>
@@ -1832,7 +1832,7 @@
           <w:noProof/>
         </w:rPr>
       </w:pPr>
-      <w:hyperlink w:anchor="_Toc241856103" w:history="1">
+      <w:hyperlink w:anchor="_Toc241857645" w:history="1">
         <w:r>
           <w:rPr>
             <w:rStyle w:val="af"/>
@@ -1860,7 +1860,7 @@
             <w:noProof/>
             <w:webHidden/>
           </w:rPr>
-          <w:instrText xml:space="preserve"> PAGEREF _Toc241856103 \h </w:instrText>
+          <w:instrText xml:space="preserve"> PAGEREF _Toc241857645 \h </w:instrText>
         </w:r>
         <w:r>
           <w:rPr>
@@ -1901,7 +1901,7 @@
           <w:noProof/>
         </w:rPr>
       </w:pPr>
-      <w:hyperlink w:anchor="_Toc241856104" w:history="1">
+      <w:hyperlink w:anchor="_Toc241857646" w:history="1">
         <w:r>
           <w:rPr>
             <w:rStyle w:val="af"/>
@@ -1929,7 +1929,7 @@
             <w:noProof/>
             <w:webHidden/>
           </w:rPr>
-          <w:instrText xml:space="preserve"> PAGEREF _Toc241856104 \h </w:instrText>
+          <w:instrText xml:space="preserve"> PAGEREF _Toc241857646 \h </w:instrText>
         </w:r>
         <w:r>
           <w:rPr>
@@ -1970,7 +1970,7 @@
           <w:noProof/>
         </w:rPr>
       </w:pPr>
-      <w:hyperlink w:anchor="_Toc241856105" w:history="1">
+      <w:hyperlink w:anchor="_Toc241857647" w:history="1">
         <w:r>
           <w:rPr>
             <w:rStyle w:val="af"/>
@@ -1998,7 +1998,7 @@
             <w:noProof/>
             <w:webHidden/>
           </w:rPr>
-          <w:instrText xml:space="preserve"> PAGEREF _Toc241856105 \h </w:instrText>
+          <w:instrText xml:space="preserve"> PAGEREF _Toc241857647 \h </w:instrText>
         </w:r>
         <w:r>
           <w:rPr>
@@ -2044,7 +2044,7 @@
         <w:spacing w:before="0" w:after="360" w:line="360" w:lineRule="exact"/>
         <w:ind w:firstLine="709"/>
       </w:pPr>
-      <w:bookmarkStart w:id="1" w:name="_Toc241856080"/>
+      <w:bookmarkStart w:id="1" w:name="_Toc241857622"/>
       <w:r>
         <w:rPr>
           <w:b/>
@@ -2889,7 +2889,7 @@
         <w:ind w:firstLine="709"/>
       </w:pPr>
       <w:bookmarkStart w:id="2" w:name="_63a3aafe38fbc036ef895346c993c1b61529618"/>
-      <w:bookmarkStart w:id="3" w:name="_Toc241856081"/>
+      <w:bookmarkStart w:id="3" w:name="_Toc241857623"/>
       <w:bookmarkEnd w:id="0"/>
       <w:r>
         <w:rPr>
@@ -3915,7 +3915,7 @@
         <w:ind w:firstLine="709"/>
       </w:pPr>
       <w:bookmarkStart w:id="4" w:name="_2d8330dba6ca9104e828058da16ce2833187e11"/>
-      <w:bookmarkStart w:id="5" w:name="_Toc241856082"/>
+      <w:bookmarkStart w:id="5" w:name="_Toc241857624"/>
       <w:bookmarkEnd w:id="2"/>
       <w:r>
         <w:rPr>
@@ -4680,19 +4680,7 @@
               <w:rPr>
                 <w:sz w:val="24"/>
               </w:rPr>
-              <w:t>Прямых запросов «аналог», «альтернатива» в ядре мало (</w:t>
-            </w:r>
-            <w:r>
-              <w:rPr>
-                <w:sz w:val="24"/>
-              </w:rPr>
-              <w:t>🔲</w:t>
-            </w:r>
-            <w:r>
-              <w:rPr>
-                <w:sz w:val="24"/>
-              </w:rPr>
-              <w:t xml:space="preserve"> ДОСНЯТЬ: подбор формулировок)</w:t>
+              <w:t>Прямых запросов «аналог», «альтернатива» в ядре мало (модельная оценка (допущение; причина: подбор формулировок))</w:t>
             </w:r>
           </w:p>
         </w:tc>
@@ -4896,13 +4884,7 @@
               <w:rPr>
                 <w:sz w:val="24"/>
               </w:rPr>
-              <w:t xml:space="preserve">Спад на 42,7–46,7 % </w:t>
-            </w:r>
-            <w:r>
-              <w:rPr>
-                <w:sz w:val="24"/>
-              </w:rPr>
-              <w:t>(сентябрь 2024 – август 2026) и фаза спада по модели ЛР1</w:t>
+              <w:t>Спад на 42,7–46,7 % (сентябрь 2024 – август 2026) и фаза спада по модели ЛР1</w:t>
             </w:r>
           </w:p>
         </w:tc>
@@ -5314,14 +5296,8 @@
         <w:rPr>
           <w:sz w:val="28"/>
         </w:rPr>
-        <w:t xml:space="preserve">Итоговый текст. Поисковый спрос по теме нотаций подтверждает нишевый, сезонный и снижающийся интерес в границах Беларуси, </w:t>
-      </w:r>
-      <w:r>
-        <w:rPr>
-          <w:sz w:val="28"/>
-        </w:rPr>
         <w:lastRenderedPageBreak/>
-        <w:t>сосредоточенный в Минске и студенческом сегменте. Наибол</w:t>
+        <w:t>Итоговый текст. Поисковый спрос по теме нотаций подтверждает нишевый, сезонный и снижающийся интерес в границах Беларуси, сосредоточенный в Минске и студенческом сегменте. Наибол</w:t>
       </w:r>
       <w:r>
         <w:rPr>
@@ -5383,7 +5359,7 @@
         <w:ind w:firstLine="709"/>
       </w:pPr>
       <w:bookmarkStart w:id="6" w:name="_85970216d61dd6d6f40a43c2142d7359aebf30e"/>
-      <w:bookmarkStart w:id="7" w:name="_Toc241856083"/>
+      <w:bookmarkStart w:id="7" w:name="_Toc241857625"/>
       <w:bookmarkEnd w:id="4"/>
       <w:r>
         <w:rPr>
@@ -7060,7 +7036,7 @@
         <w:ind w:firstLine="709"/>
       </w:pPr>
       <w:bookmarkStart w:id="8" w:name="_952a16116c37bc0383f5f47ccedf9607bd1472f"/>
-      <w:bookmarkStart w:id="9" w:name="_Toc241856084"/>
+      <w:bookmarkStart w:id="9" w:name="_Toc241857626"/>
       <w:bookmarkEnd w:id="6"/>
       <w:r>
         <w:rPr>
@@ -8646,7 +8622,7 @@
         <w:ind w:firstLine="709"/>
       </w:pPr>
       <w:bookmarkStart w:id="10" w:name="_24f06eee183f03bde0e3711e50e5c6aa6bf0684"/>
-      <w:bookmarkStart w:id="11" w:name="_Toc241856085"/>
+      <w:bookmarkStart w:id="11" w:name="_Toc241857627"/>
       <w:bookmarkEnd w:id="8"/>
       <w:r>
         <w:rPr>
@@ -10448,7 +10424,7 @@
         <w:ind w:firstLine="709"/>
       </w:pPr>
       <w:bookmarkStart w:id="12" w:name="_a88b4cd92fed3dc81e67f6d97f9a1c979895bb8"/>
-      <w:bookmarkStart w:id="13" w:name="_Toc241856086"/>
+      <w:bookmarkStart w:id="13" w:name="_Toc241857628"/>
       <w:bookmarkEnd w:id="10"/>
       <w:r>
         <w:rPr>
@@ -11479,19 +11455,7 @@
               <w:rPr>
                 <w:sz w:val="24"/>
               </w:rPr>
-              <w:t>Редактор не подсказывает ошибки правил нотации при вводе; данных о реализации у конкурентов нет (</w:t>
-            </w:r>
-            <w:r>
-              <w:rPr>
-                <w:sz w:val="24"/>
-              </w:rPr>
-              <w:t>🔲</w:t>
-            </w:r>
-            <w:r>
-              <w:rPr>
-                <w:sz w:val="24"/>
-              </w:rPr>
-              <w:t xml:space="preserve"> ДОСНЯТЬ: проверка продуктов).</w:t>
+              <w:t>Редактор не подсказывает ошибки правил нотации при вводе; данных о реализации у конкурентов нет (модельная оценка (допущение; причина: проверка продуктов)).</w:t>
             </w:r>
           </w:p>
         </w:tc>
@@ -11612,13 +11576,13 @@
               <w:rPr>
                 <w:sz w:val="24"/>
               </w:rPr>
-              <w:t>Русскоязычная среда и оплата в рублях: на русском языке с тарифами в рублях</w:t>
-            </w:r>
-            <w:r>
-              <w:rPr>
-                <w:sz w:val="24"/>
-              </w:rPr>
-              <w:t xml:space="preserve"> найден только </w:t>
+              <w:t>Русскоязычная среда и оплата в рублях: на русско</w:t>
+            </w:r>
+            <w:r>
+              <w:rPr>
+                <w:sz w:val="24"/>
+              </w:rPr>
+              <w:t xml:space="preserve">м языке с тарифами в рублях найден только </w:t>
             </w:r>
             <w:r>
               <w:rPr>
@@ -11764,13 +11728,13 @@
         <w:rPr>
           <w:sz w:val="28"/>
         </w:rPr>
-        <w:t xml:space="preserve"> закрыты проверкой безопасности), поэтому проблемы подтверждены сайтами конкурентов, отзыва</w:t>
-      </w:r>
-      <w:r>
-        <w:rPr>
-          <w:sz w:val="28"/>
-        </w:rPr>
-        <w:t xml:space="preserve">ми </w:t>
+        <w:t xml:space="preserve"> закрыты проверкой безопасности), поэтому проблемы подтверждены </w:t>
+      </w:r>
+      <w:r>
+        <w:rPr>
+          <w:sz w:val="28"/>
+        </w:rPr>
+        <w:t xml:space="preserve">сайтами конкурентов, отзывами </w:t>
       </w:r>
       <w:r>
         <w:rPr>
@@ -11791,13 +11755,13 @@
         <w:rPr>
           <w:sz w:val="28"/>
         </w:rPr>
-        <w:t xml:space="preserve">Итоговый текст. Ключевой проблемой для сегмента студентов и аналитиков ПО является отсутствие единого </w:t>
-      </w:r>
-      <w:r>
-        <w:rPr>
-          <w:sz w:val="28"/>
-        </w:rPr>
-        <w:t>инструмента для всех нотаций проекта (</w:t>
+        <w:t xml:space="preserve">Итоговый текст. Ключевой проблемой для сегмента студентов и аналитиков ПО </w:t>
+      </w:r>
+      <w:r>
+        <w:rPr>
+          <w:sz w:val="28"/>
+        </w:rPr>
+        <w:t>является отсутствие единого инструмента для всех нотаций проекта (</w:t>
       </w:r>
       <w:r>
         <w:rPr>
@@ -11810,13 +11774,13 @@
         <w:rPr>
           <w:sz w:val="28"/>
         </w:rPr>
-        <w:t>, индекс 74), поскольку она подтверждается страницами 8 конкурентов и проявляется через необходимость нескольких инструментов. Проблема имеет функциональный характер и ложится в основу ценностного предложения; про</w:t>
-      </w:r>
-      <w:r>
-        <w:rPr>
-          <w:sz w:val="28"/>
-        </w:rPr>
-        <w:t>блемы стоимости (</w:t>
+        <w:t xml:space="preserve">, индекс 74), поскольку она подтверждается страницами 8 конкурентов и проявляется через необходимость нескольких инструментов. Проблема имеет функциональный характер и ложится в основу </w:t>
+      </w:r>
+      <w:r>
+        <w:rPr>
+          <w:sz w:val="28"/>
+        </w:rPr>
+        <w:t>ценностного предложения; проблемы стоимости (</w:t>
       </w:r>
       <w:r>
         <w:rPr>
@@ -11853,7 +11817,7 @@
         <w:ind w:firstLine="709"/>
       </w:pPr>
       <w:bookmarkStart w:id="14" w:name="_d6b1e0606ccffbfea524c7b8890d7424ae6ef8d"/>
-      <w:bookmarkStart w:id="15" w:name="_Toc241856087"/>
+      <w:bookmarkStart w:id="15" w:name="_Toc241857629"/>
       <w:bookmarkEnd w:id="12"/>
       <w:r>
         <w:rPr>
@@ -11985,7 +11949,13 @@
               <w:rPr>
                 <w:sz w:val="24"/>
               </w:rPr>
-              <w:t>Студенты технических специальностей (</w:t>
+              <w:t>Студенты технических специальностей</w:t>
+            </w:r>
+            <w:r>
+              <w:rPr>
+                <w:sz w:val="24"/>
+              </w:rPr>
+              <w:t xml:space="preserve"> (</w:t>
             </w:r>
             <w:r>
               <w:rPr>
@@ -11998,13 +11968,7 @@
               <w:rPr>
                 <w:sz w:val="24"/>
               </w:rPr>
-              <w:t>), аналитики и разрабо</w:t>
-            </w:r>
-            <w:r>
-              <w:rPr>
-                <w:sz w:val="24"/>
-              </w:rPr>
-              <w:t>тчики ПО (</w:t>
+              <w:t>), аналитики и разработчики ПО (</w:t>
             </w:r>
             <w:r>
               <w:rPr>
@@ -13012,7 +12976,7 @@
         <w:ind w:firstLine="709"/>
       </w:pPr>
       <w:bookmarkStart w:id="16" w:name="_d9c21b914bbc5bab06da79c3c8a3f5937408dab"/>
-      <w:bookmarkStart w:id="17" w:name="_Toc241856088"/>
+      <w:bookmarkStart w:id="17" w:name="_Toc241857630"/>
       <w:bookmarkEnd w:id="14"/>
       <w:r>
         <w:rPr>
@@ -14291,7 +14255,7 @@
         <w:ind w:firstLine="709"/>
       </w:pPr>
       <w:bookmarkStart w:id="18" w:name="_519d46f9ff7923648cbfef21e26057944381813"/>
-      <w:bookmarkStart w:id="19" w:name="_Toc241856089"/>
+      <w:bookmarkStart w:id="19" w:name="_Toc241857631"/>
       <w:bookmarkEnd w:id="16"/>
       <w:r>
         <w:rPr>
@@ -17017,7 +16981,7 @@
         <w:ind w:firstLine="709"/>
       </w:pPr>
       <w:bookmarkStart w:id="20" w:name="_e43d5728ca112744c40919589f2a632ae147923"/>
-      <w:bookmarkStart w:id="21" w:name="_Toc241856090"/>
+      <w:bookmarkStart w:id="21" w:name="_Toc241857632"/>
       <w:bookmarkEnd w:id="18"/>
       <w:r>
         <w:rPr>
@@ -19768,7 +19732,7 @@
         <w:ind w:firstLine="709"/>
       </w:pPr>
       <w:bookmarkStart w:id="22" w:name="_6fbfd264f9ea7454845142dab8a87f3e23487f5"/>
-      <w:bookmarkStart w:id="23" w:name="_Toc241856091"/>
+      <w:bookmarkStart w:id="23" w:name="_Toc241857633"/>
       <w:bookmarkEnd w:id="20"/>
       <w:r>
         <w:rPr>
@@ -23638,7 +23602,7 @@
         <w:ind w:firstLine="709"/>
       </w:pPr>
       <w:bookmarkStart w:id="24" w:name="_3cbac706be9fcf271e7c81612a5c58063188b2f"/>
-      <w:bookmarkStart w:id="25" w:name="_Toc241856092"/>
+      <w:bookmarkStart w:id="25" w:name="_Toc241857634"/>
       <w:bookmarkEnd w:id="22"/>
       <w:r>
         <w:rPr>
@@ -24966,7 +24930,7 @@
         <w:ind w:firstLine="709"/>
       </w:pPr>
       <w:bookmarkStart w:id="26" w:name="_приложения"/>
-      <w:bookmarkStart w:id="27" w:name="_Toc241856093"/>
+      <w:bookmarkStart w:id="27" w:name="_Toc241857635"/>
       <w:bookmarkEnd w:id="24"/>
       <w:r>
         <w:rPr>
@@ -24985,7 +24949,7 @@
         <w:ind w:firstLine="709"/>
       </w:pPr>
       <w:bookmarkStart w:id="28" w:name="_3bb648f74b895e135c07c8c494f5c077c96191c"/>
-      <w:bookmarkStart w:id="29" w:name="_Toc241856094"/>
+      <w:bookmarkStart w:id="29" w:name="_Toc241857636"/>
       <w:r>
         <w:rPr>
           <w:b/>
@@ -25816,7 +25780,7 @@
         <w:ind w:firstLine="709"/>
       </w:pPr>
       <w:bookmarkStart w:id="30" w:name="_ddcd223db642848f7111ef8f69b604fca3a2aad"/>
-      <w:bookmarkStart w:id="31" w:name="_Toc241856095"/>
+      <w:bookmarkStart w:id="31" w:name="_Toc241857637"/>
       <w:bookmarkEnd w:id="28"/>
       <w:r>
         <w:rPr>
@@ -27544,7 +27508,7 @@
         <w:ind w:firstLine="709"/>
       </w:pPr>
       <w:bookmarkStart w:id="32" w:name="_ceba68430e899af047e91f177a340d3ea7b2628"/>
-      <w:bookmarkStart w:id="33" w:name="_Toc241856096"/>
+      <w:bookmarkStart w:id="33" w:name="_Toc241857638"/>
       <w:bookmarkEnd w:id="30"/>
       <w:r>
         <w:rPr>
@@ -28958,7 +28922,7 @@
         <w:ind w:firstLine="709"/>
       </w:pPr>
       <w:bookmarkStart w:id="34" w:name="_ecd3f552ef281331bb9d84d2947c37405253e06"/>
-      <w:bookmarkStart w:id="35" w:name="_Toc241856097"/>
+      <w:bookmarkStart w:id="35" w:name="_Toc241857639"/>
       <w:bookmarkEnd w:id="32"/>
       <w:r>
         <w:rPr>
@@ -29753,7 +29717,7 @@
         <w:ind w:firstLine="709"/>
       </w:pPr>
       <w:bookmarkStart w:id="36" w:name="_84af162e3fb0b864a21fab7d68bbf6553146fa8"/>
-      <w:bookmarkStart w:id="37" w:name="_Toc241856098"/>
+      <w:bookmarkStart w:id="37" w:name="_Toc241857640"/>
       <w:bookmarkEnd w:id="34"/>
       <w:r>
         <w:rPr>
@@ -30207,7 +30171,7 @@
         <w:ind w:firstLine="709"/>
       </w:pPr>
       <w:bookmarkStart w:id="38" w:name="_7592bcc18bb75f55d55926869feeb0dbe3cdc91"/>
-      <w:bookmarkStart w:id="39" w:name="_Toc241856099"/>
+      <w:bookmarkStart w:id="39" w:name="_Toc241857641"/>
       <w:bookmarkEnd w:id="36"/>
       <w:r>
         <w:rPr>
@@ -30428,13 +30392,7 @@
               <w:rPr>
                 <w:sz w:val="24"/>
               </w:rPr>
-              <w:t>🔲</w:t>
-            </w:r>
-            <w:r>
-              <w:rPr>
-                <w:sz w:val="24"/>
-              </w:rPr>
-              <w:t xml:space="preserve"> ДОСНЯТЬ: опрос реальных потребителей (готовность платить, цена </w:t>
+              <w:t xml:space="preserve">модельная оценка (допущение; причина: опрос реальных потребителей (готовность платить, цена </w:t>
             </w:r>
             <w:r>
               <w:rPr>
@@ -30447,7 +30405,7 @@
               <w:rPr>
                 <w:sz w:val="24"/>
               </w:rPr>
-              <w:t>, метод Кано)</w:t>
+              <w:t>, метод Кано))</w:t>
             </w:r>
           </w:p>
         </w:tc>
@@ -30466,7 +30424,13 @@
               <w:rPr>
                 <w:sz w:val="24"/>
               </w:rPr>
-              <w:t>Опросы ЛР4 и ЛР5 сгенерированы и не проверяют спрос</w:t>
+              <w:t xml:space="preserve">Опросы ЛР4 и ЛР5 сгенерированы и не </w:t>
+            </w:r>
+            <w:r>
+              <w:rPr>
+                <w:sz w:val="24"/>
+              </w:rPr>
+              <w:t>проверяют спрос</w:t>
             </w:r>
           </w:p>
         </w:tc>
@@ -30721,13 +30685,7 @@
               <w:rPr>
                 <w:sz w:val="24"/>
               </w:rPr>
-              <w:t xml:space="preserve"> Директа,</w:t>
-            </w:r>
-            <w:r>
-              <w:rPr>
-                <w:sz w:val="24"/>
-              </w:rPr>
-              <w:t xml:space="preserve"> </w:t>
+              <w:t xml:space="preserve"> Директа, </w:t>
             </w:r>
             <w:r>
               <w:rPr>
@@ -30874,13 +30832,13 @@
               <w:rPr>
                 <w:sz w:val="24"/>
               </w:rPr>
-              <w:t xml:space="preserve">, даты и пороги </w:t>
-            </w:r>
-            <w:r>
-              <w:rPr>
-                <w:sz w:val="24"/>
-              </w:rPr>
-              <w:t>(приложение 9); решение о регистрации в провайдере принимает автор проекта</w:t>
+              <w:t>, даты и пороги (приложение 9); решение о регистрации в провайдере пр</w:t>
+            </w:r>
+            <w:r>
+              <w:rPr>
+                <w:sz w:val="24"/>
+              </w:rPr>
+              <w:t>инимает автор проекта</w:t>
             </w:r>
           </w:p>
         </w:tc>
@@ -30893,7 +30851,7 @@
         <w:ind w:firstLine="709"/>
       </w:pPr>
       <w:bookmarkStart w:id="40" w:name="_86121a35bf62d7a405cb9352e2116679ddeb40e"/>
-      <w:bookmarkStart w:id="41" w:name="_Toc241856100"/>
+      <w:bookmarkStart w:id="41" w:name="_Toc241857642"/>
       <w:bookmarkEnd w:id="38"/>
       <w:r>
         <w:rPr>
@@ -31634,7 +31592,13 @@
               <w:rPr>
                 <w:sz w:val="24"/>
               </w:rPr>
-              <w:t xml:space="preserve">, отток 8 %, </w:t>
+              <w:t>, отто</w:t>
+            </w:r>
+            <w:r>
+              <w:rPr>
+                <w:sz w:val="24"/>
+              </w:rPr>
+              <w:t xml:space="preserve">к 8 %, </w:t>
             </w:r>
             <w:r>
               <w:rPr>
@@ -31834,25 +31798,7 @@
               <w:rPr>
                 <w:sz w:val="24"/>
               </w:rPr>
-              <w:t xml:space="preserve"> данные собраны (</w:t>
-            </w:r>
-            <w:r>
-              <w:rPr>
-                <w:sz w:val="24"/>
-              </w:rPr>
-              <w:t xml:space="preserve">приложение 8); остальные – </w:t>
-            </w:r>
-            <w:r>
-              <w:rPr>
-                <w:sz w:val="24"/>
-              </w:rPr>
-              <w:t>🔲</w:t>
-            </w:r>
-            <w:r>
-              <w:rPr>
-                <w:sz w:val="24"/>
-              </w:rPr>
-              <w:t xml:space="preserve"> ДОСНЯТЬ</w:t>
+              <w:t xml:space="preserve"> данные собраны (приложение 8); остальные – модельная оценка (допущение)</w:t>
             </w:r>
           </w:p>
         </w:tc>
@@ -31961,7 +31907,7 @@
         <w:ind w:firstLine="709"/>
       </w:pPr>
       <w:bookmarkStart w:id="42" w:name="_7cc1cfbb0525036017e3545ad1f0e9d941c62c3"/>
-      <w:bookmarkStart w:id="43" w:name="_Toc241856101"/>
+      <w:bookmarkStart w:id="43" w:name="_Toc241857643"/>
       <w:bookmarkEnd w:id="40"/>
       <w:r>
         <w:rPr>
@@ -31982,7 +31928,13 @@
         <w:rPr>
           <w:sz w:val="28"/>
         </w:rPr>
-        <w:t>Таблица 32 – Новые данные, внесенные в ЛР1–ЛР6 после основной сборки</w:t>
+        <w:t>Таблица 32 – Новые данные, внесенные в ЛР1–ЛР6 после</w:t>
+      </w:r>
+      <w:r>
+        <w:rPr>
+          <w:sz w:val="28"/>
+        </w:rPr>
+        <w:t xml:space="preserve"> основной сборки</w:t>
       </w:r>
     </w:p>
     <w:tbl>
@@ -32320,13 +32272,7 @@
               <w:rPr>
                 <w:sz w:val="24"/>
               </w:rPr>
-              <w:t>ЛР4</w:t>
-            </w:r>
-            <w:r>
-              <w:rPr>
-                <w:sz w:val="24"/>
-              </w:rPr>
-              <w:t>, приложение Д</w:t>
+              <w:t>ЛР4, приложение Д</w:t>
             </w:r>
           </w:p>
         </w:tc>
@@ -32634,7 +32580,13 @@
               <w:rPr>
                 <w:sz w:val="24"/>
               </w:rPr>
-              <w:t xml:space="preserve">; нотации волны 1 (кроме </w:t>
+              <w:t>; нотации волны 1 (кроме</w:t>
+            </w:r>
+            <w:r>
+              <w:rPr>
+                <w:sz w:val="24"/>
+              </w:rPr>
+              <w:t xml:space="preserve"> </w:t>
             </w:r>
             <w:r>
               <w:rPr>
@@ -32710,13 +32662,7 @@
               <w:rPr>
                 <w:sz w:val="24"/>
               </w:rPr>
-              <w:t>эксп</w:t>
-            </w:r>
-            <w:r>
-              <w:rPr>
-                <w:sz w:val="24"/>
-              </w:rPr>
-              <w:t>орт без оплаты – обязательный; готовы платить 70 % (заявленное намерение)</w:t>
+              <w:t>экспорт без оплаты – обязательный; готовы платить 70 % (заявленное намерение)</w:t>
             </w:r>
           </w:p>
         </w:tc>
@@ -32917,7 +32863,7 @@
         <w:ind w:firstLine="709"/>
       </w:pPr>
       <w:bookmarkStart w:id="44" w:name="_5a365d7fb0807d209b994b385a865a91e66d24c"/>
-      <w:bookmarkStart w:id="45" w:name="_Toc241856102"/>
+      <w:bookmarkStart w:id="45" w:name="_Toc241857644"/>
       <w:bookmarkEnd w:id="42"/>
       <w:r>
         <w:rPr>
@@ -34791,7 +34737,7 @@
         <w:ind w:firstLine="709"/>
       </w:pPr>
       <w:bookmarkStart w:id="46" w:name="_f4c6b13fb72e760a8bc8ee62b3e7f2f536ea885"/>
-      <w:bookmarkStart w:id="47" w:name="_Toc241856103"/>
+      <w:bookmarkStart w:id="47" w:name="_Toc241857645"/>
       <w:bookmarkEnd w:id="44"/>
       <w:r>
         <w:rPr>
@@ -35595,7 +35541,7 @@
         <w:jc w:val="center"/>
       </w:pPr>
       <w:bookmarkStart w:id="48" w:name="_выводы"/>
-      <w:bookmarkStart w:id="49" w:name="_Toc241856104"/>
+      <w:bookmarkStart w:id="49" w:name="_Toc241857646"/>
       <w:bookmarkEnd w:id="46"/>
       <w:bookmarkEnd w:id="26"/>
       <w:r>
@@ -35878,7 +35824,7 @@
         <w:jc w:val="center"/>
       </w:pPr>
       <w:bookmarkStart w:id="50" w:name="_274f6a444530ef90b0479dabf3d210f01e97699"/>
-      <w:bookmarkStart w:id="51" w:name="_Toc241856105"/>
+      <w:bookmarkStart w:id="51" w:name="_Toc241857647"/>
       <w:bookmarkEnd w:id="48"/>
       <w:r>
         <w:rPr>
@@ -36283,7 +36229,7 @@
   <w:abstractNum w:abstractNumId="0" w15:restartNumberingAfterBreak="0">
     <w:nsid w:val="0000A990"/>
     <w:multiLevelType w:val="multilevel"/>
-    <w:tmpl w:val="ABF2D2DA"/>
+    <w:tmpl w:val="D70C9F26"/>
     <w:lvl w:ilvl="0">
       <w:numFmt w:val="bullet"/>
       <w:lvlText w:val=" "/>
@@ -36360,7 +36306,7 @@
   <w:abstractNum w:abstractNumId="1" w15:restartNumberingAfterBreak="0">
     <w:nsid w:val="00A99411"/>
     <w:multiLevelType w:val="multilevel"/>
-    <w:tmpl w:val="9E62C6DE"/>
+    <w:tmpl w:val="DB109E90"/>
     <w:lvl w:ilvl="0">
       <w:start w:val="1"/>
       <w:numFmt w:val="decimal"/>
@@ -37838,7 +37784,7 @@
     <w:autoRedefine/>
     <w:uiPriority w:val="39"/>
     <w:unhideWhenUsed/>
-    <w:rsid w:val="00312DC1"/>
+    <w:rsid w:val="00FE4616"/>
     <w:pPr>
       <w:spacing w:after="100"/>
     </w:pPr>
@@ -37850,7 +37796,7 @@
     <w:autoRedefine/>
     <w:uiPriority w:val="39"/>
     <w:unhideWhenUsed/>
-    <w:rsid w:val="00312DC1"/>
+    <w:rsid w:val="00FE4616"/>
     <w:pPr>
       <w:spacing w:after="100"/>
       <w:ind w:left="240"/>
